--- a/Cover_Letters/Shinoy_Mendix_Senior_Consultant_Lead_Developer_Cover_Letter.docx
+++ b/Cover_Letters/Shinoy_Mendix_Senior_Consultant_Lead_Developer_Cover_Letter.docx
@@ -14,7 +14,7 @@
     </w:p>
     <w:p>
       <w:r>
-        <w:t>September 07, 2026</w:t>
+        <w:t>September 29, 2026</w:t>
       </w:r>
     </w:p>
     <w:p>
@@ -35,12 +35,7 @@
     </w:p>
     <w:p>
       <w:r>
-        <w:t>Your focus on guiding customers to adopt the Mendix platform and build a human-AI workforce fits well with my background in software development and client-facing engineering roles. Throughout my career, I have worked with Java, SQL, and various CI/CD tools while partnering with stakeholders to translate business needs into practical solutions. I also use tools like Gemini Code Assist to streamline technical tasks, which helps me deliver faster results on complex projects.</w:t>
-      </w:r>
-    </w:p>
-    <w:p>
-      <w:r>
-        <w:t>I am comfortable working in Agile environments and enjoy helping teams improve their processes. Mendix provides a unique chance to work across multiple projects and help users become self-sufficient with the platform.</w:t>
+        <w:t>Your focus on guiding customers to integrate platforms and drive digital innovation connects well with my background in software development and client collaboration. Throughout my career, I have worked alongside cross-functional teams and enterprise clients to implement technical solutions and improve delivery processes. I also bring hands-on experience with Java and CI/CD tools like Jenkins, along with utilizing Gemini Code Assist to streamline test generation workflows.</w:t>
       </w:r>
     </w:p>
     <w:p>
